--- a/fuentes/124108_CF05_CFA.docx
+++ b/fuentes/124108_CF05_CFA.docx
@@ -487,19 +487,7 @@
           <w:lang w:val="es-419"/>
           <w14:ligatures w14:val="none"/>
         </w:rPr>
-        <w:t>m</w:t>
-      </w:r>
-      <w:r>
-        <w:rPr>
-          <w:rFonts w:ascii="Calibri" w:hAnsi="Calibri"/>
-          <w:b/>
-          <w:bCs/>
-          <w:color w:val="000000" w:themeColor="text1"/>
-          <w:kern w:val="0"/>
-          <w:lang w:val="es-419"/>
-          <w14:ligatures w14:val="none"/>
-        </w:rPr>
-        <w:t>arzo</w:t>
+        <w:t>septiembre</w:t>
       </w:r>
       <w:r>
         <w:rPr>
@@ -4594,7 +4582,7 @@
           <w:noProof/>
         </w:rPr>
         <w:drawing>
-          <wp:inline distT="0" distB="0" distL="0" distR="0" wp14:anchorId="0DED42E7" wp14:editId="069DB4FD">
+          <wp:inline distT="0" distB="0" distL="0" distR="0" wp14:anchorId="0DED42E7" wp14:editId="4E389D92">
             <wp:extent cx="4680000" cy="2632500"/>
             <wp:effectExtent l="0" t="0" r="6350" b="0"/>
             <wp:docPr id="1854435317" name="Imagen 1854435317">
